--- a/stepik/stepik2/report/report.docx
+++ b/stepik/stepik2/report/report.docx
@@ -7,19 +7,19 @@
         <w:pStyle w:val="Title"/>
       </w:pPr>
       <w:r>
-        <w:t xml:space="preserve">Введение</w:t>
-      </w:r>
-      <w:r>
-        <w:t xml:space="preserve"> </w:t>
-      </w:r>
-      <w:r>
-        <w:t xml:space="preserve">в</w:t>
-      </w:r>
-      <w:r>
-        <w:t xml:space="preserve"> </w:t>
-      </w:r>
-      <w:r>
-        <w:t xml:space="preserve">linux</w:t>
+        <w:t xml:space="preserve">Работа</w:t>
+      </w:r>
+      <w:r>
+        <w:t xml:space="preserve"> </w:t>
+      </w:r>
+      <w:r>
+        <w:t xml:space="preserve">на</w:t>
+      </w:r>
+      <w:r>
+        <w:t xml:space="preserve"> </w:t>
+      </w:r>
+      <w:r>
+        <w:t xml:space="preserve">сервере</w:t>
       </w:r>
     </w:p>
     <w:p>
@@ -33,7 +33,7 @@
         <w:t xml:space="preserve"> </w:t>
       </w:r>
       <w:r>
-        <w:t xml:space="preserve">1</w:t>
+        <w:t xml:space="preserve">2</w:t>
       </w:r>
     </w:p>
     <w:p>
@@ -105,11 +105,11 @@
         <w:pStyle w:val="FirstParagraph"/>
       </w:pPr>
       <w:r>
-        <w:t xml:space="preserve">Прохождение Первой части внешнего курса stepik</w:t>
+        <w:t xml:space="preserve">Прохождение второй части внешнего курса stepik</w:t>
       </w:r>
     </w:p>
     <w:bookmarkEnd w:id="20"/>
-    <w:bookmarkStart w:id="102" w:name="выполнение-лабораторной-работы"/>
+    <w:bookmarkStart w:id="93" w:name="выполнение-лабораторной-работы"/>
     <w:p>
       <w:pPr>
         <w:pStyle w:val="Heading1"/>
@@ -140,7 +140,31 @@
         <w:pStyle w:val="BodyText"/>
       </w:pPr>
       <w:r>
-        <w:t xml:space="preserve">Обычно использую операционную систему Linux и Windows</w:t>
+        <w:t xml:space="preserve">Удаленные севреа можно использовать</w:t>
+      </w:r>
+      <w:r>
+        <w:t xml:space="preserve"> </w:t>
+      </w:r>
+      <w:r>
+        <w:t xml:space="preserve">1)Хранение конфиденциальных данных</w:t>
+      </w:r>
+      <w:r>
+        <w:t xml:space="preserve"> </w:t>
+      </w:r>
+      <w:r>
+        <w:t xml:space="preserve">2)Хранение общедоступных данных</w:t>
+      </w:r>
+      <w:r>
+        <w:t xml:space="preserve"> </w:t>
+      </w:r>
+      <w:r>
+        <w:t xml:space="preserve">3)Хранение больших объемов данных</w:t>
+      </w:r>
+      <w:r>
+        <w:t xml:space="preserve"> </w:t>
+      </w:r>
+      <w:r>
+        <w:t xml:space="preserve">4)Выполнение сложных вычислений</w:t>
       </w:r>
     </w:p>
     <w:p>
@@ -150,7 +174,7 @@
       <w:r>
         <w:drawing>
           <wp:inline>
-            <wp:extent cx="5334000" cy="2255721"/>
+            <wp:extent cx="5334000" cy="2361695"/>
             <wp:effectExtent b="0" l="0" r="0" t="0"/>
             <wp:docPr descr="sc1" title="" id="22" name="Picture"/>
             <a:graphic>
@@ -171,7 +195,7 @@
                   <pic:spPr bwMode="auto">
                     <a:xfrm>
                       <a:off x="0" y="0"/>
-                      <a:ext cx="5334000" cy="2255721"/>
+                      <a:ext cx="5334000" cy="2361695"/>
                     </a:xfrm>
                     <a:prstGeom prst="rect">
                       <a:avLst/>
@@ -211,7 +235,7 @@
         <w:pStyle w:val="BodyText"/>
       </w:pPr>
       <w:r>
-        <w:t xml:space="preserve">Специальная программа для запуска OC на другой OC</w:t>
+        <w:t xml:space="preserve">Ключ id_rsa это личный ключ который не стоит пересылать а ключ id_rsa.pub можно спокойно так как он публичный</w:t>
       </w:r>
     </w:p>
     <w:p>
@@ -221,7 +245,7 @@
       <w:r>
         <w:drawing>
           <wp:inline>
-            <wp:extent cx="5334000" cy="2356528"/>
+            <wp:extent cx="5334000" cy="2398543"/>
             <wp:effectExtent b="0" l="0" r="0" t="0"/>
             <wp:docPr descr="sc2" title="" id="25" name="Picture"/>
             <a:graphic>
@@ -242,7 +266,7 @@
                   <pic:spPr bwMode="auto">
                     <a:xfrm>
                       <a:off x="0" y="0"/>
-                      <a:ext cx="5334000" cy="2356528"/>
+                      <a:ext cx="5334000" cy="2398543"/>
                     </a:xfrm>
                     <a:prstGeom prst="rect">
                       <a:avLst/>
@@ -282,17 +306,15 @@
         <w:pStyle w:val="BodyText"/>
       </w:pPr>
       <w:r>
-        <w:t xml:space="preserve">Да смог смог запустить Linux</w:t>
-      </w:r>
-    </w:p>
-    <w:p>
-      <w:pPr>
-        <w:pStyle w:val="CaptionedFigure"/>
-      </w:pPr>
+        <w:t xml:space="preserve">Команда scp -r stepic username@server:~/ скопирует папку степик вместе с содержимым ее самой и всех ее подпапок</w:t>
+      </w:r>
+      <w:r>
+        <w:t xml:space="preserve"> </w:t>
+      </w:r>
       <w:r>
         <w:drawing>
           <wp:inline>
-            <wp:extent cx="5334000" cy="1778000"/>
+            <wp:extent cx="5334000" cy="1960756"/>
             <wp:effectExtent b="0" l="0" r="0" t="0"/>
             <wp:docPr descr="sc3" title="" id="28" name="Picture"/>
             <a:graphic>
@@ -313,7 +335,7 @@
                   <pic:spPr bwMode="auto">
                     <a:xfrm>
                       <a:off x="0" y="0"/>
-                      <a:ext cx="5334000" cy="1778000"/>
+                      <a:ext cx="5334000" cy="1960756"/>
                     </a:xfrm>
                     <a:prstGeom prst="rect">
                       <a:avLst/>
@@ -334,14 +356,6 @@
     </w:p>
     <w:p>
       <w:pPr>
-        <w:pStyle w:val="ImageCaption"/>
-      </w:pPr>
-      <w:r>
-        <w:t xml:space="preserve">sc3</w:t>
-      </w:r>
-    </w:p>
-    <w:p>
-      <w:pPr>
         <w:pStyle w:val="BodyText"/>
       </w:pPr>
       <w:r>
@@ -353,7 +367,21 @@
         <w:pStyle w:val="BodyText"/>
       </w:pPr>
       <w:r>
-        <w:t xml:space="preserve">Создаем документ в OpenOffice/LibreOffice Write и далее записываем фразу Hello Linux! шрифтом FreeMono</w:t>
+        <w:t xml:space="preserve">Если терминал сообщает вам то что он не может найти и скачать установочный пакет</w:t>
+      </w:r>
+    </w:p>
+    <w:p>
+      <w:pPr>
+        <w:pStyle w:val="BodyText"/>
+      </w:pPr>
+      <w:r>
+        <w:t xml:space="preserve">1)sudo apt-get update</w:t>
+      </w:r>
+      <w:r>
+        <w:t xml:space="preserve"> </w:t>
+      </w:r>
+      <w:r>
+        <w:t xml:space="preserve">2)Проверка интернет соединения и его установка, если соединения нет.</w:t>
       </w:r>
     </w:p>
     <w:p>
@@ -363,7 +391,7 @@
       <w:r>
         <w:drawing>
           <wp:inline>
-            <wp:extent cx="5334000" cy="4016962"/>
+            <wp:extent cx="5334000" cy="2908996"/>
             <wp:effectExtent b="0" l="0" r="0" t="0"/>
             <wp:docPr descr="sc4" title="" id="31" name="Picture"/>
             <a:graphic>
@@ -384,7 +412,7 @@
                   <pic:spPr bwMode="auto">
                     <a:xfrm>
                       <a:off x="0" y="0"/>
-                      <a:ext cx="5334000" cy="4016962"/>
+                      <a:ext cx="5334000" cy="2908996"/>
                     </a:xfrm>
                     <a:prstGeom prst="rect">
                       <a:avLst/>
@@ -424,7 +452,31 @@
         <w:pStyle w:val="BodyText"/>
       </w:pPr>
       <w:r>
-        <w:t xml:space="preserve">Linux имеет установочные пакеты deb</w:t>
+        <w:t xml:space="preserve">Программа Filezilla можно использовать для</w:t>
+      </w:r>
+      <w:r>
+        <w:t xml:space="preserve"> </w:t>
+      </w:r>
+      <w:r>
+        <w:t xml:space="preserve">1)Для копирования файлов с сервера на свой компьютер</w:t>
+      </w:r>
+      <w:r>
+        <w:t xml:space="preserve"> </w:t>
+      </w:r>
+      <w:r>
+        <w:t xml:space="preserve">2)Для копирования файлов со своего компьютера на сервер</w:t>
+      </w:r>
+      <w:r>
+        <w:t xml:space="preserve"> </w:t>
+      </w:r>
+      <w:r>
+        <w:t xml:space="preserve">3)Для просмотра содержимого директорий на сервере</w:t>
+      </w:r>
+      <w:r>
+        <w:t xml:space="preserve"> </w:t>
+      </w:r>
+      <w:r>
+        <w:t xml:space="preserve">4)Для просмотра содержимого директорий на своем компьютере</w:t>
       </w:r>
     </w:p>
     <w:p>
@@ -434,7 +486,7 @@
       <w:r>
         <w:drawing>
           <wp:inline>
-            <wp:extent cx="5334000" cy="2263998"/>
+            <wp:extent cx="5334000" cy="2544847"/>
             <wp:effectExtent b="0" l="0" r="0" t="0"/>
             <wp:docPr descr="sc5" title="" id="34" name="Picture"/>
             <a:graphic>
@@ -455,7 +507,7 @@
                   <pic:spPr bwMode="auto">
                     <a:xfrm>
                       <a:off x="0" y="0"/>
-                      <a:ext cx="5334000" cy="2263998"/>
+                      <a:ext cx="5334000" cy="2544847"/>
                     </a:xfrm>
                     <a:prstGeom prst="rect">
                       <a:avLst/>
@@ -495,7 +547,21 @@
         <w:pStyle w:val="BodyText"/>
       </w:pPr>
       <w:r>
-        <w:t xml:space="preserve">После установки VLC запускаем файл и отрываем Help -&gt; About и пишем ниже первую фамилию из вкладки Authors</w:t>
+        <w:t xml:space="preserve">Для того чтобы запустить на сервер программу для работы которой нужен не терминал а экран</w:t>
+      </w:r>
+    </w:p>
+    <w:p>
+      <w:pPr>
+        <w:pStyle w:val="BodyText"/>
+      </w:pPr>
+      <w:r>
+        <w:t xml:space="preserve">1)Проверить, есть ли другая версия этой программы (специально для терминала)</w:t>
+      </w:r>
+      <w:r>
+        <w:t xml:space="preserve"> </w:t>
+      </w:r>
+      <w:r>
+        <w:t xml:space="preserve">2)Настроить сервер, чтобы он поддерживал вывод информации на экран компьютера</w:t>
       </w:r>
     </w:p>
     <w:p>
@@ -505,7 +571,7 @@
       <w:r>
         <w:drawing>
           <wp:inline>
-            <wp:extent cx="5334000" cy="2156509"/>
+            <wp:extent cx="5334000" cy="2316536"/>
             <wp:effectExtent b="0" l="0" r="0" t="0"/>
             <wp:docPr descr="sc6" title="" id="37" name="Picture"/>
             <a:graphic>
@@ -526,7 +592,7 @@
                   <pic:spPr bwMode="auto">
                     <a:xfrm>
                       <a:off x="0" y="0"/>
-                      <a:ext cx="5334000" cy="2156509"/>
+                      <a:ext cx="5334000" cy="2316536"/>
                     </a:xfrm>
                     <a:prstGeom prst="rect">
                       <a:avLst/>
@@ -566,7 +632,25 @@
         <w:pStyle w:val="BodyText"/>
       </w:pPr>
       <w:r>
-        <w:t xml:space="preserve">Update Manager используют обычно для обновления установленных программ,для обновления всей системы до новой версии,дляобновления ссылок в Software Center</w:t>
+        <w:t xml:space="preserve">Обычно чтобы вызвать справочную информацию о программе program</w:t>
+      </w:r>
+      <w:r>
+        <w:t xml:space="preserve"> </w:t>
+      </w:r>
+      <w:r>
+        <w:t xml:space="preserve">1)program –help</w:t>
+      </w:r>
+      <w:r>
+        <w:t xml:space="preserve"> </w:t>
+      </w:r>
+      <w:r>
+        <w:t xml:space="preserve">2)help program</w:t>
+      </w:r>
+      <w:r>
+        <w:t xml:space="preserve"> </w:t>
+      </w:r>
+      <w:r>
+        <w:t xml:space="preserve">3)man program</w:t>
       </w:r>
     </w:p>
     <w:p>
@@ -576,7 +660,7 @@
       <w:r>
         <w:drawing>
           <wp:inline>
-            <wp:extent cx="5334000" cy="2143907"/>
+            <wp:extent cx="5334000" cy="2801748"/>
             <wp:effectExtent b="0" l="0" r="0" t="0"/>
             <wp:docPr descr="sc7" title="" id="40" name="Picture"/>
             <a:graphic>
@@ -597,7 +681,7 @@
                   <pic:spPr bwMode="auto">
                     <a:xfrm>
                       <a:off x="0" y="0"/>
-                      <a:ext cx="5334000" cy="2143907"/>
+                      <a:ext cx="5334000" cy="2801748"/>
                     </a:xfrm>
                     <a:prstGeom prst="rect">
                       <a:avLst/>
@@ -637,7 +721,27 @@
         <w:pStyle w:val="BodyText"/>
       </w:pPr>
       <w:r>
-        <w:t xml:space="preserve">Синонимы командной строки являются- терминал, консоль</w:t>
+        <w:t xml:space="preserve">При просмотре справки по программе FastQC мы найдем информацию то что форматы данных которая запускает в терминале может принимать на вход</w:t>
+      </w:r>
+    </w:p>
+    <w:p>
+      <w:pPr>
+        <w:pStyle w:val="BodyText"/>
+      </w:pPr>
+      <w:r>
+        <w:t xml:space="preserve">1)bam_mapped, sam_mapped</w:t>
+      </w:r>
+      <w:r>
+        <w:t xml:space="preserve"> </w:t>
+      </w:r>
+      <w:r>
+        <w:t xml:space="preserve">2)fastq</w:t>
+      </w:r>
+      <w:r>
+        <w:t xml:space="preserve"> </w:t>
+      </w:r>
+      <w:r>
+        <w:t xml:space="preserve">3)bam, sam</w:t>
       </w:r>
     </w:p>
     <w:p>
@@ -647,7 +751,7 @@
       <w:r>
         <w:drawing>
           <wp:inline>
-            <wp:extent cx="5334000" cy="1941025"/>
+            <wp:extent cx="5334000" cy="4409628"/>
             <wp:effectExtent b="0" l="0" r="0" t="0"/>
             <wp:docPr descr="sc8" title="" id="43" name="Picture"/>
             <a:graphic>
@@ -668,7 +772,7 @@
                   <pic:spPr bwMode="auto">
                     <a:xfrm>
                       <a:off x="0" y="0"/>
-                      <a:ext cx="5334000" cy="1941025"/>
+                      <a:ext cx="5334000" cy="4409628"/>
                     </a:xfrm>
                     <a:prstGeom prst="rect">
                       <a:avLst/>
@@ -708,7 +812,15 @@
         <w:pStyle w:val="BodyText"/>
       </w:pPr>
       <w:r>
-        <w:t xml:space="preserve">Команда pwd напечатает в какой директории мы сейчас находимся</w:t>
+        <w:t xml:space="preserve">После просмотра справки по программе мы найдем команду которая запускает в терминале Clustal на файле clustalw_help.txt</w:t>
+      </w:r>
+    </w:p>
+    <w:p>
+      <w:pPr>
+        <w:pStyle w:val="BodyText"/>
+      </w:pPr>
+      <w:r>
+        <w:t xml:space="preserve">Сама команда - clustalw test.fasta -align</w:t>
       </w:r>
     </w:p>
     <w:p>
@@ -718,7 +830,7 @@
       <w:r>
         <w:drawing>
           <wp:inline>
-            <wp:extent cx="5334000" cy="1917615"/>
+            <wp:extent cx="5334000" cy="4047955"/>
             <wp:effectExtent b="0" l="0" r="0" t="0"/>
             <wp:docPr descr="sc9" title="" id="46" name="Picture"/>
             <a:graphic>
@@ -739,7 +851,7 @@
                   <pic:spPr bwMode="auto">
                     <a:xfrm>
                       <a:off x="0" y="0"/>
-                      <a:ext cx="5334000" cy="1917615"/>
+                      <a:ext cx="5334000" cy="4047955"/>
                     </a:xfrm>
                     <a:prstGeom prst="rect">
                       <a:avLst/>
@@ -779,13 +891,7 @@
         <w:pStyle w:val="BodyText"/>
       </w:pPr>
       <w:r>
-        <w:t xml:space="preserve">Команды эквиваленты команде ls -A –human-readable -l /some/directory</w:t>
-      </w:r>
-      <w:r>
-        <w:t xml:space="preserve"> </w:t>
-      </w:r>
-      <w:r>
-        <w:t xml:space="preserve">Сами команды: 1)ls –human-readable -A -l/some/directory , 2) ls –almost-all –human-readable -l /some/directory</w:t>
+        <w:t xml:space="preserve">После запуска и выполнения действий мы получим информацию только о program2 и program3</w:t>
       </w:r>
     </w:p>
     <w:p>
@@ -795,7 +901,7 @@
       <w:r>
         <w:drawing>
           <wp:inline>
-            <wp:extent cx="5334000" cy="3585232"/>
+            <wp:extent cx="5334000" cy="3333750"/>
             <wp:effectExtent b="0" l="0" r="0" t="0"/>
             <wp:docPr descr="sc10" title="" id="49" name="Picture"/>
             <a:graphic>
@@ -816,7 +922,7 @@
                   <pic:spPr bwMode="auto">
                     <a:xfrm>
                       <a:off x="0" y="0"/>
-                      <a:ext cx="5334000" cy="3585232"/>
+                      <a:ext cx="5334000" cy="3333750"/>
                     </a:xfrm>
                     <a:prstGeom prst="rect">
                       <a:avLst/>
@@ -856,31 +962,7 @@
         <w:pStyle w:val="BodyText"/>
       </w:pPr>
       <w:r>
-        <w:t xml:space="preserve">Команды которые выведет содержимое /home/bi/Downloads</w:t>
-      </w:r>
-      <w:r>
-        <w:t xml:space="preserve"> </w:t>
-      </w:r>
-      <w:r>
-        <w:t xml:space="preserve">1)ls ./../Downloads</w:t>
-      </w:r>
-      <w:r>
-        <w:t xml:space="preserve"> </w:t>
-      </w:r>
-      <w:r>
-        <w:t xml:space="preserve">2)ls ~/Downloads</w:t>
-      </w:r>
-      <w:r>
-        <w:t xml:space="preserve"> </w:t>
-      </w:r>
-      <w:r>
-        <w:t xml:space="preserve">3)ls ../Downloads</w:t>
-      </w:r>
-      <w:r>
-        <w:t xml:space="preserve"> </w:t>
-      </w:r>
-      <w:r>
-        <w:t xml:space="preserve">4)ls /home/bi/Downloads</w:t>
+        <w:t xml:space="preserve">Индификатор jobs, top и ps в будут одинаковые только у ps и top</w:t>
       </w:r>
     </w:p>
     <w:p>
@@ -890,7 +972,7 @@
       <w:r>
         <w:drawing>
           <wp:inline>
-            <wp:extent cx="5334000" cy="3823801"/>
+            <wp:extent cx="5334000" cy="2462594"/>
             <wp:effectExtent b="0" l="0" r="0" t="0"/>
             <wp:docPr descr="sc11" title="" id="52" name="Picture"/>
             <a:graphic>
@@ -911,7 +993,7 @@
                   <pic:spPr bwMode="auto">
                     <a:xfrm>
                       <a:off x="0" y="0"/>
-                      <a:ext cx="5334000" cy="3823801"/>
+                      <a:ext cx="5334000" cy="2462594"/>
                     </a:xfrm>
                     <a:prstGeom prst="rect">
                       <a:avLst/>
@@ -951,7 +1033,7 @@
         <w:pStyle w:val="BodyText"/>
       </w:pPr>
       <w:r>
-        <w:t xml:space="preserve">Команда rm -r используется для удаления директорий</w:t>
+        <w:t xml:space="preserve">С помощью команды kill -9 можно мгновенно завершить остановленный процесс</w:t>
       </w:r>
     </w:p>
     <w:p>
@@ -961,7 +1043,7 @@
       <w:r>
         <w:drawing>
           <wp:inline>
-            <wp:extent cx="5334000" cy="1538056"/>
+            <wp:extent cx="5334000" cy="2374655"/>
             <wp:effectExtent b="0" l="0" r="0" t="0"/>
             <wp:docPr descr="sc12" title="" id="55" name="Picture"/>
             <a:graphic>
@@ -982,7 +1064,7 @@
                   <pic:spPr bwMode="auto">
                     <a:xfrm>
                       <a:off x="0" y="0"/>
-                      <a:ext cx="5334000" cy="1538056"/>
+                      <a:ext cx="5334000" cy="2374655"/>
                     </a:xfrm>
                     <a:prstGeom prst="rect">
                       <a:avLst/>
@@ -1022,7 +1104,7 @@
         <w:pStyle w:val="BodyText"/>
       </w:pPr>
       <w:r>
-        <w:t xml:space="preserve">Если ввести команду firefox а затем exit, никто не закроется</w:t>
+        <w:t xml:space="preserve">Если мы используем команду kill по отношению к процессу, который был приастановлен при помощи Ctrl+Z Процесс приступит к завершению как только будет продолжен</w:t>
       </w:r>
     </w:p>
     <w:p>
@@ -1032,7 +1114,7 @@
       <w:r>
         <w:drawing>
           <wp:inline>
-            <wp:extent cx="5334000" cy="2368358"/>
+            <wp:extent cx="5334000" cy="2417816"/>
             <wp:effectExtent b="0" l="0" r="0" t="0"/>
             <wp:docPr descr="sc13" title="" id="58" name="Picture"/>
             <a:graphic>
@@ -1053,7 +1135,7 @@
                   <pic:spPr bwMode="auto">
                     <a:xfrm>
                       <a:off x="0" y="0"/>
-                      <a:ext cx="5334000" cy="2368358"/>
+                      <a:ext cx="5334000" cy="2417816"/>
                     </a:xfrm>
                     <a:prstGeom prst="rect">
                       <a:avLst/>
@@ -1093,7 +1175,7 @@
         <w:pStyle w:val="BodyText"/>
       </w:pPr>
       <w:r>
-        <w:t xml:space="preserve">Команда &amp; эквивалентна запуску Ctrl+z,bg</w:t>
+        <w:t xml:space="preserve">Для вычисления ресурсов центрального процессора использует остановленное многопоточное приложение.0% CPU</w:t>
       </w:r>
     </w:p>
     <w:p>
@@ -1103,7 +1185,7 @@
       <w:r>
         <w:drawing>
           <wp:inline>
-            <wp:extent cx="5334000" cy="2002824"/>
+            <wp:extent cx="5334000" cy="3425780"/>
             <wp:effectExtent b="0" l="0" r="0" t="0"/>
             <wp:docPr descr="sc14" title="" id="61" name="Picture"/>
             <a:graphic>
@@ -1124,7 +1206,7 @@
                   <pic:spPr bwMode="auto">
                     <a:xfrm>
                       <a:off x="0" y="0"/>
-                      <a:ext cx="5334000" cy="2002824"/>
+                      <a:ext cx="5334000" cy="3425780"/>
                     </a:xfrm>
                     <a:prstGeom prst="rect">
                       <a:avLst/>
@@ -1164,21 +1246,7 @@
         <w:pStyle w:val="BodyText"/>
       </w:pPr>
       <w:r>
-        <w:t xml:space="preserve">Сначала скачиваем файл,затем открываем его и копируем что в нем выведется</w:t>
-      </w:r>
-    </w:p>
-    <w:p>
-      <w:pPr>
-        <w:pStyle w:val="BodyText"/>
-      </w:pPr>
-      <w:r>
-        <w:t xml:space="preserve">2023-11-15 14:30:45</w:t>
-      </w:r>
-      <w:r>
-        <w:t xml:space="preserve"> </w:t>
-      </w:r>
-      <w:r>
-        <w:t xml:space="preserve">Control sum: 1234</w:t>
+        <w:t xml:space="preserve">Сколько памяти занимает остановленный многопоточное приложение. Столько,сколько потребуется в момент остановки</w:t>
       </w:r>
     </w:p>
     <w:p>
@@ -1188,7 +1256,7 @@
       <w:r>
         <w:drawing>
           <wp:inline>
-            <wp:extent cx="5334000" cy="1997016"/>
+            <wp:extent cx="5334000" cy="3075287"/>
             <wp:effectExtent b="0" l="0" r="0" t="0"/>
             <wp:docPr descr="sc15" title="" id="64" name="Picture"/>
             <a:graphic>
@@ -1209,7 +1277,7 @@
                   <pic:spPr bwMode="auto">
                     <a:xfrm>
                       <a:off x="0" y="0"/>
-                      <a:ext cx="5334000" cy="1997016"/>
+                      <a:ext cx="5334000" cy="3075287"/>
                     </a:xfrm>
                     <a:prstGeom prst="rect">
                       <a:avLst/>
@@ -1249,7 +1317,7 @@
         <w:pStyle w:val="BodyText"/>
       </w:pPr>
       <w:r>
-        <w:t xml:space="preserve">По умолчанию поток ошибок выводится из программ на экран</w:t>
+        <w:t xml:space="preserve">Принудительно завершить один из потоков запущенного многопоточного приложения никак</w:t>
       </w:r>
     </w:p>
     <w:p>
@@ -1259,7 +1327,7 @@
       <w:r>
         <w:drawing>
           <wp:inline>
-            <wp:extent cx="5334000" cy="2248596"/>
+            <wp:extent cx="5334000" cy="3073400"/>
             <wp:effectExtent b="0" l="0" r="0" t="0"/>
             <wp:docPr descr="sc16" title="" id="67" name="Picture"/>
             <a:graphic>
@@ -1280,7 +1348,7 @@
                   <pic:spPr bwMode="auto">
                     <a:xfrm>
                       <a:off x="0" y="0"/>
-                      <a:ext cx="5334000" cy="2248596"/>
+                      <a:ext cx="5334000" cy="3073400"/>
                     </a:xfrm>
                     <a:prstGeom prst="rect">
                       <a:avLst/>
@@ -1320,7 +1388,7 @@
         <w:pStyle w:val="BodyText"/>
       </w:pPr>
       <w:r>
-        <w:t xml:space="preserve">Команды program 2&gt;&gt; file.txt,program 2&gt; file.txt создадут файл и запишут в них program</w:t>
+        <w:t xml:space="preserve">В несколько потоков можно выполнить только bowtie2.</w:t>
       </w:r>
     </w:p>
     <w:p>
@@ -1330,7 +1398,7 @@
       <w:r>
         <w:drawing>
           <wp:inline>
-            <wp:extent cx="5334000" cy="2984854"/>
+            <wp:extent cx="5334000" cy="2558503"/>
             <wp:effectExtent b="0" l="0" r="0" t="0"/>
             <wp:docPr descr="sc17" title="" id="70" name="Picture"/>
             <a:graphic>
@@ -1351,7 +1419,7 @@
                   <pic:spPr bwMode="auto">
                     <a:xfrm>
                       <a:off x="0" y="0"/>
-                      <a:ext cx="5334000" cy="2984854"/>
+                      <a:ext cx="5334000" cy="2558503"/>
                     </a:xfrm>
                     <a:prstGeom prst="rect">
                       <a:avLst/>
@@ -1391,7 +1459,45 @@
         <w:pStyle w:val="BodyText"/>
       </w:pPr>
       <w:r>
-        <w:t xml:space="preserve">Сообщения об ошибках программ, которые объединены в конвейр(pipe) выведутся на экран</w:t>
+        <w:t xml:space="preserve">После скачивания файла запускаем bowtie2 и получим</w:t>
+      </w:r>
+    </w:p>
+    <w:p>
+      <w:pPr>
+        <w:pStyle w:val="BodyText"/>
+      </w:pPr>
+      <w:r>
+        <w:t xml:space="preserve">306174 reads; of these:</w:t>
+      </w:r>
+      <w:r>
+        <w:t xml:space="preserve"> </w:t>
+      </w:r>
+      <w:r>
+        <w:t xml:space="preserve">306174 (100.00%) were unpaired; of these:</w:t>
+      </w:r>
+      <w:r>
+        <w:t xml:space="preserve"> </w:t>
+      </w:r>
+      <w:r>
+        <w:t xml:space="preserve">11 (0.00%) aligned 0 times</w:t>
+      </w:r>
+      <w:r>
+        <w:t xml:space="preserve"> </w:t>
+      </w:r>
+      <w:r>
+        <w:t xml:space="preserve">305580 (99.81%) aligned exactly 1 time</w:t>
+      </w:r>
+      <w:r>
+        <w:t xml:space="preserve"> </w:t>
+      </w:r>
+      <w:r>
+        <w:t xml:space="preserve">583 (0.19%) aligned &gt;1 times</w:t>
+      </w:r>
+      <w:r>
+        <w:t xml:space="preserve"> </w:t>
+      </w:r>
+      <w:r>
+        <w:t xml:space="preserve">100.00% overall alignment rate</w:t>
       </w:r>
     </w:p>
     <w:p>
@@ -1401,14 +1507,14 @@
       <w:r>
         <w:drawing>
           <wp:inline>
-            <wp:extent cx="5334000" cy="2697773"/>
+            <wp:extent cx="5334000" cy="3721169"/>
             <wp:effectExtent b="0" l="0" r="0" t="0"/>
             <wp:docPr descr="sc18" title="" id="73" name="Picture"/>
             <a:graphic>
               <a:graphicData uri="http://schemas.openxmlformats.org/drawingml/2006/picture">
                 <pic:pic>
                   <pic:nvPicPr>
-                    <pic:cNvPr descr="image/18.png" id="74" name="Picture"/>
+                    <pic:cNvPr descr="./image/18.png" id="74" name="Picture"/>
                     <pic:cNvPicPr>
                       <a:picLocks noChangeArrowheads="1" noChangeAspect="1"/>
                     </pic:cNvPicPr>
@@ -1422,7 +1528,7 @@
                   <pic:spPr bwMode="auto">
                     <a:xfrm>
                       <a:off x="0" y="0"/>
-                      <a:ext cx="5334000" cy="2697773"/>
+                      <a:ext cx="5334000" cy="3721169"/>
                     </a:xfrm>
                     <a:prstGeom prst="rect">
                       <a:avLst/>
@@ -1462,19 +1568,7 @@
         <w:pStyle w:val="BodyText"/>
       </w:pPr>
       <w:r>
-        <w:t xml:space="preserve">После следующих команда cd /home/alex/</w:t>
-      </w:r>
-      <w:r>
-        <w:t xml:space="preserve"> </w:t>
-      </w:r>
-      <w:r>
-        <w:t xml:space="preserve">wget -P /home/alex/Pictures -O 1.jpg http://example.com/example.jpg</w:t>
-      </w:r>
-      <w:r>
-        <w:t xml:space="preserve"> </w:t>
-      </w:r>
-      <w:r>
-        <w:t xml:space="preserve">картинка окажется в /home/alex/1.jpg</w:t>
+        <w:t xml:space="preserve">При запуске двух вкладок в терминале.В одной из них ыв запустили процесс и приастановили его, далее переключаемся во вторую вкладку и набрав fg наш терминал сообщит что нет процесса для запуска fg</w:t>
       </w:r>
     </w:p>
     <w:p>
@@ -1484,7 +1578,7 @@
       <w:r>
         <w:drawing>
           <wp:inline>
-            <wp:extent cx="5334000" cy="2615612"/>
+            <wp:extent cx="5334000" cy="2416588"/>
             <wp:effectExtent b="0" l="0" r="0" t="0"/>
             <wp:docPr descr="sc19" title="" id="76" name="Picture"/>
             <a:graphic>
@@ -1505,7 +1599,7 @@
                   <pic:spPr bwMode="auto">
                     <a:xfrm>
                       <a:off x="0" y="0"/>
-                      <a:ext cx="5334000" cy="2615612"/>
+                      <a:ext cx="5334000" cy="2416588"/>
                     </a:xfrm>
                     <a:prstGeom prst="rect">
                       <a:avLst/>
@@ -1545,7 +1639,7 @@
         <w:pStyle w:val="BodyText"/>
       </w:pPr>
       <w:r>
-        <w:t xml:space="preserve">Чтобы не выводилась никаких сообщений на экран надо указать вот такую опцию:-q и -quiet</w:t>
+        <w:t xml:space="preserve">Предположим что в tmux у нас осталась последняя открытая вкладка и если мы напишем в ней exit то tmux завершит работу</w:t>
       </w:r>
     </w:p>
     <w:p>
@@ -1555,7 +1649,7 @@
       <w:r>
         <w:drawing>
           <wp:inline>
-            <wp:extent cx="5334000" cy="2316480"/>
+            <wp:extent cx="5334000" cy="2335184"/>
             <wp:effectExtent b="0" l="0" r="0" t="0"/>
             <wp:docPr descr="sc20" title="" id="79" name="Picture"/>
             <a:graphic>
@@ -1576,7 +1670,7 @@
                   <pic:spPr bwMode="auto">
                     <a:xfrm>
                       <a:off x="0" y="0"/>
-                      <a:ext cx="5334000" cy="2316480"/>
+                      <a:ext cx="5334000" cy="2335184"/>
                     </a:xfrm>
                     <a:prstGeom prst="rect">
                       <a:avLst/>
@@ -1616,7 +1710,7 @@
         <w:pStyle w:val="BodyText"/>
       </w:pPr>
       <w:r>
-        <w:t xml:space="preserve">После запуска wget -r -l 1 -A jpg и передачи аргумента ссылки на эту веб-страницу будут скачены jpg html файлы, но все будут html удалены</w:t>
+        <w:t xml:space="preserve">Предположим что мы открыли терминал зашли в нем на сервер запустили на этом сервере tmux и начала работу в нем.У нас произойдет соединение с сервером прервется, но работа tmux продолжится</w:t>
       </w:r>
     </w:p>
     <w:p>
@@ -1626,7 +1720,7 @@
       <w:r>
         <w:drawing>
           <wp:inline>
-            <wp:extent cx="5334000" cy="3078891"/>
+            <wp:extent cx="5334000" cy="2552129"/>
             <wp:effectExtent b="0" l="0" r="0" t="0"/>
             <wp:docPr descr="sc21" title="" id="82" name="Picture"/>
             <a:graphic>
@@ -1647,7 +1741,7 @@
                   <pic:spPr bwMode="auto">
                     <a:xfrm>
                       <a:off x="0" y="0"/>
-                      <a:ext cx="5334000" cy="3078891"/>
+                      <a:ext cx="5334000" cy="2552129"/>
                     </a:xfrm>
                     <a:prstGeom prst="rect">
                       <a:avLst/>
@@ -1687,7 +1781,7 @@
         <w:pStyle w:val="BodyText"/>
       </w:pPr>
       <w:r>
-        <w:t xml:space="preserve">Файлы отличаються gzip и zip, тем что gzip удаляет архив после его распоковки</w:t>
+        <w:t xml:space="preserve">Если мы запустим процесс tmux в фоновом режиме в одной из вкладок а затем принудительно закроем эту вкладку то вкладка закроется а вместе с ней пропадет и запущенный в ней процесс</w:t>
       </w:r>
     </w:p>
     <w:p>
@@ -1697,7 +1791,7 @@
       <w:r>
         <w:drawing>
           <wp:inline>
-            <wp:extent cx="5334000" cy="2368968"/>
+            <wp:extent cx="5334000" cy="2273836"/>
             <wp:effectExtent b="0" l="0" r="0" t="0"/>
             <wp:docPr descr="sc22" title="" id="85" name="Picture"/>
             <a:graphic>
@@ -1718,7 +1812,7 @@
                   <pic:spPr bwMode="auto">
                     <a:xfrm>
                       <a:off x="0" y="0"/>
-                      <a:ext cx="5334000" cy="2368968"/>
+                      <a:ext cx="5334000" cy="2273836"/>
                     </a:xfrm>
                     <a:prstGeom prst="rect">
                       <a:avLst/>
@@ -1758,7 +1852,7 @@
         <w:pStyle w:val="BodyText"/>
       </w:pPr>
       <w:r>
-        <w:t xml:space="preserve">Из перечисленных программ-архиваторов могут создать архив из директории файлов zip и tar</w:t>
+        <w:t xml:space="preserve">После изучения справки по tmux мы узнаем что за переименование отвечает команда Ctrl+B и , (запятая)</w:t>
       </w:r>
     </w:p>
     <w:p>
@@ -1768,7 +1862,7 @@
       <w:r>
         <w:drawing>
           <wp:inline>
-            <wp:extent cx="5334000" cy="2090968"/>
+            <wp:extent cx="5334000" cy="2784920"/>
             <wp:effectExtent b="0" l="0" r="0" t="0"/>
             <wp:docPr descr="sc23" title="" id="88" name="Picture"/>
             <a:graphic>
@@ -1789,7 +1883,7 @@
                   <pic:spPr bwMode="auto">
                     <a:xfrm>
                       <a:off x="0" y="0"/>
-                      <a:ext cx="5334000" cy="2090968"/>
+                      <a:ext cx="5334000" cy="2784920"/>
                     </a:xfrm>
                     <a:prstGeom prst="rect">
                       <a:avLst/>
@@ -1829,7 +1923,76 @@
         <w:pStyle w:val="BodyText"/>
       </w:pPr>
       <w:r>
-        <w:t xml:space="preserve">Чтобы запаковать файл my_archive.tar.bz2 командой -cjf</w:t>
+        <w:t xml:space="preserve">После изучения справки по tmux и верными утверждениями будут</w:t>
+      </w:r>
+      <w:r>
+        <w:t xml:space="preserve"> </w:t>
+      </w:r>
+      <w:r>
+        <w:t xml:space="preserve">1)Вкладку можно разделить и горизонтально, и вертикально, и даже по несколько раз – просто используем нужные команды-</w:t>
+      </w:r>
+      <w:r>
+        <w:t xml:space="preserve">“</w:t>
+      </w:r>
+      <w:r>
+        <w:t xml:space="preserve">разделения</w:t>
+      </w:r>
+      <w:r>
+        <w:t xml:space="preserve">”</w:t>
+      </w:r>
+      <w:r>
+        <w:t xml:space="preserve"> </w:t>
+      </w:r>
+      <w:r>
+        <w:t xml:space="preserve">необходимое количество раз</w:t>
+      </w:r>
+      <w:r>
+        <w:t xml:space="preserve"> </w:t>
+      </w:r>
+      <w:r>
+        <w:t xml:space="preserve">2)Если разделенную горизонтально вкладку разделить еще и вертикально (т.е. нажать один раз Ctrl+B и %), то получится 3</w:t>
+      </w:r>
+      <w:r>
+        <w:t xml:space="preserve"> </w:t>
+      </w:r>
+      <w:r>
+        <w:t xml:space="preserve">“</w:t>
+      </w:r>
+      <w:r>
+        <w:t xml:space="preserve">части</w:t>
+      </w:r>
+      <w:r>
+        <w:t xml:space="preserve">”</w:t>
+      </w:r>
+      <w:r>
+        <w:t xml:space="preserve"> </w:t>
+      </w:r>
+      <w:r>
+        <w:t xml:space="preserve">– две маленькие и одна большая</w:t>
+      </w:r>
+      <w:r>
+        <w:t xml:space="preserve"> </w:t>
+      </w:r>
+      <w:r>
+        <w:t xml:space="preserve">3)Можно закрыть одну из</w:t>
+      </w:r>
+      <w:r>
+        <w:t xml:space="preserve"> </w:t>
+      </w:r>
+      <w:r>
+        <w:t xml:space="preserve">“</w:t>
+      </w:r>
+      <w:r>
+        <w:t xml:space="preserve">частей</w:t>
+      </w:r>
+      <w:r>
+        <w:t xml:space="preserve">”</w:t>
+      </w:r>
+      <w:r>
+        <w:t xml:space="preserve"> </w:t>
+      </w:r>
+      <w:r>
+        <w:t xml:space="preserve">вкладки выполнив (Ctrl+B и x)</w:t>
       </w:r>
     </w:p>
     <w:p>
@@ -1839,7 +2002,7 @@
       <w:r>
         <w:drawing>
           <wp:inline>
-            <wp:extent cx="5334000" cy="2409069"/>
+            <wp:extent cx="5334000" cy="4360415"/>
             <wp:effectExtent b="0" l="0" r="0" t="0"/>
             <wp:docPr descr="sc24" title="" id="91" name="Picture"/>
             <a:graphic>
@@ -1860,7 +2023,7 @@
                   <pic:spPr bwMode="auto">
                     <a:xfrm>
                       <a:off x="0" y="0"/>
-                      <a:ext cx="5334000" cy="2409069"/>
+                      <a:ext cx="5334000" cy="4360415"/>
                     </a:xfrm>
                     <a:prstGeom prst="rect">
                       <a:avLst/>
@@ -1887,337 +2050,8 @@
         <w:t xml:space="preserve">sc24</w:t>
       </w:r>
     </w:p>
-    <w:p>
-      <w:pPr>
-        <w:pStyle w:val="BodyText"/>
-      </w:pPr>
-      <w:r>
-        <w:t xml:space="preserve">Задание 25</w:t>
-      </w:r>
-    </w:p>
-    <w:p>
-      <w:pPr>
-        <w:pStyle w:val="BodyText"/>
-      </w:pPr>
-      <w:r>
-        <w:t xml:space="preserve">Маска</w:t>
-      </w:r>
-      <w:r>
-        <w:t xml:space="preserve"> </w:t>
-      </w:r>
-      <w:r>
-        <w:rPr>
-          <w:i/>
-          <w:iCs/>
-        </w:rPr>
-        <w:t xml:space="preserve">.jpg ,</w:t>
-      </w:r>
-      <w:r>
-        <w:rPr>
-          <w:i/>
-          <w:iCs/>
-        </w:rPr>
-        <w:t xml:space="preserve"> </w:t>
-      </w:r>
-      <w:r>
-        <w:t xml:space="preserve">.? , alexey.* не гайдут файл alexey.jpeg</w:t>
-      </w:r>
-    </w:p>
-    <w:p>
-      <w:pPr>
-        <w:pStyle w:val="CaptionedFigure"/>
-      </w:pPr>
-      <w:r>
-        <w:drawing>
-          <wp:inline>
-            <wp:extent cx="5334000" cy="2870606"/>
-            <wp:effectExtent b="0" l="0" r="0" t="0"/>
-            <wp:docPr descr="sc25" title="" id="94" name="Picture"/>
-            <a:graphic>
-              <a:graphicData uri="http://schemas.openxmlformats.org/drawingml/2006/picture">
-                <pic:pic>
-                  <pic:nvPicPr>
-                    <pic:cNvPr descr="image/25.png" id="95" name="Picture"/>
-                    <pic:cNvPicPr>
-                      <a:picLocks noChangeArrowheads="1" noChangeAspect="1"/>
-                    </pic:cNvPicPr>
-                  </pic:nvPicPr>
-                  <pic:blipFill>
-                    <a:blip r:embed="rId93"/>
-                    <a:stretch>
-                      <a:fillRect/>
-                    </a:stretch>
-                  </pic:blipFill>
-                  <pic:spPr bwMode="auto">
-                    <a:xfrm>
-                      <a:off x="0" y="0"/>
-                      <a:ext cx="5334000" cy="2870606"/>
-                    </a:xfrm>
-                    <a:prstGeom prst="rect">
-                      <a:avLst/>
-                    </a:prstGeom>
-                    <a:noFill/>
-                    <a:ln w="9525">
-                      <a:noFill/>
-                      <a:headEnd/>
-                      <a:tailEnd/>
-                    </a:ln>
-                  </pic:spPr>
-                </pic:pic>
-              </a:graphicData>
-            </a:graphic>
-          </wp:inline>
-        </w:drawing>
-      </w:r>
-    </w:p>
-    <w:p>
-      <w:pPr>
-        <w:pStyle w:val="ImageCaption"/>
-      </w:pPr>
-      <w:r>
-        <w:t xml:space="preserve">sc25</w:t>
-      </w:r>
-    </w:p>
-    <w:p>
-      <w:pPr>
-        <w:pStyle w:val="BodyText"/>
-      </w:pPr>
-      <w:r>
-        <w:t xml:space="preserve">Задание 26</w:t>
-      </w:r>
-    </w:p>
-    <w:p>
-      <w:pPr>
-        <w:pStyle w:val="BodyText"/>
-      </w:pPr>
-      <w:r>
-        <w:t xml:space="preserve">Команда grep</w:t>
-      </w:r>
-      <w:r>
-        <w:t xml:space="preserve"> </w:t>
-      </w:r>
-      <w:r>
-        <w:t xml:space="preserve">“</w:t>
-      </w:r>
-      <w:r>
-        <w:t xml:space="preserve">world</w:t>
-      </w:r>
-      <w:r>
-        <w:t xml:space="preserve">”</w:t>
-      </w:r>
-      <w:r>
-        <w:t xml:space="preserve"> </w:t>
-      </w:r>
-      <w:r>
-        <w:t xml:space="preserve">text.txt выведет на экран</w:t>
-      </w:r>
-      <w:r>
-        <w:t xml:space="preserve"> </w:t>
-      </w:r>
-      <w:r>
-        <w:t xml:space="preserve">1) The beautifulworld is not enought</w:t>
-      </w:r>
-      <w:r>
-        <w:t xml:space="preserve"> </w:t>
-      </w:r>
-      <w:r>
-        <w:t xml:space="preserve">2)The beatiful-world is not enought</w:t>
-      </w:r>
-      <w:r>
-        <w:t xml:space="preserve"> </w:t>
-      </w:r>
-      <w:r>
-        <w:t xml:space="preserve">3)world</w:t>
-      </w:r>
-      <w:r>
-        <w:t xml:space="preserve"> </w:t>
-      </w:r>
-      <w:r>
-        <w:t xml:space="preserve">4) The</w:t>
-      </w:r>
-      <w:r>
-        <w:t xml:space="preserve"> </w:t>
-      </w:r>
-      <w:r>
-        <w:t xml:space="preserve">“</w:t>
-      </w:r>
-      <w:r>
-        <w:t xml:space="preserve">world</w:t>
-      </w:r>
-      <w:r>
-        <w:t xml:space="preserve">”</w:t>
-      </w:r>
-      <w:r>
-        <w:t xml:space="preserve"> </w:t>
-      </w:r>
-      <w:r>
-        <w:t xml:space="preserve">is not enoght</w:t>
-      </w:r>
-      <w:r>
-        <w:t xml:space="preserve"> </w:t>
-      </w:r>
-      <w:r>
-        <w:t xml:space="preserve">5) The</w:t>
-      </w:r>
-      <w:r>
-        <w:t xml:space="preserve"> </w:t>
-      </w:r>
-      <w:r>
-        <w:t xml:space="preserve">“</w:t>
-      </w:r>
-      <w:r>
-        <w:t xml:space="preserve">world</w:t>
-      </w:r>
-      <w:r>
-        <w:t xml:space="preserve">”</w:t>
-      </w:r>
-      <w:r>
-        <w:t xml:space="preserve"> </w:t>
-      </w:r>
-      <w:r>
-        <w:t xml:space="preserve">is not enoght</w:t>
-      </w:r>
-    </w:p>
-    <w:p>
-      <w:pPr>
-        <w:pStyle w:val="CaptionedFigure"/>
-      </w:pPr>
-      <w:r>
-        <w:drawing>
-          <wp:inline>
-            <wp:extent cx="5334000" cy="3350712"/>
-            <wp:effectExtent b="0" l="0" r="0" t="0"/>
-            <wp:docPr descr="sc26" title="" id="97" name="Picture"/>
-            <a:graphic>
-              <a:graphicData uri="http://schemas.openxmlformats.org/drawingml/2006/picture">
-                <pic:pic>
-                  <pic:nvPicPr>
-                    <pic:cNvPr descr="image/26.png" id="98" name="Picture"/>
-                    <pic:cNvPicPr>
-                      <a:picLocks noChangeArrowheads="1" noChangeAspect="1"/>
-                    </pic:cNvPicPr>
-                  </pic:nvPicPr>
-                  <pic:blipFill>
-                    <a:blip r:embed="rId96"/>
-                    <a:stretch>
-                      <a:fillRect/>
-                    </a:stretch>
-                  </pic:blipFill>
-                  <pic:spPr bwMode="auto">
-                    <a:xfrm>
-                      <a:off x="0" y="0"/>
-                      <a:ext cx="5334000" cy="3350712"/>
-                    </a:xfrm>
-                    <a:prstGeom prst="rect">
-                      <a:avLst/>
-                    </a:prstGeom>
-                    <a:noFill/>
-                    <a:ln w="9525">
-                      <a:noFill/>
-                      <a:headEnd/>
-                      <a:tailEnd/>
-                    </a:ln>
-                  </pic:spPr>
-                </pic:pic>
-              </a:graphicData>
-            </a:graphic>
-          </wp:inline>
-        </w:drawing>
-      </w:r>
-    </w:p>
-    <w:p>
-      <w:pPr>
-        <w:pStyle w:val="ImageCaption"/>
-      </w:pPr>
-      <w:r>
-        <w:t xml:space="preserve">sc26</w:t>
-      </w:r>
-    </w:p>
-    <w:p>
-      <w:pPr>
-        <w:pStyle w:val="BodyText"/>
-      </w:pPr>
-      <w:r>
-        <w:t xml:space="preserve">Задание 27</w:t>
-      </w:r>
-    </w:p>
-    <w:p>
-      <w:pPr>
-        <w:pStyle w:val="BodyText"/>
-      </w:pPr>
-      <w:r>
-        <w:t xml:space="preserve">После скачивания архива генерируем файл в котором будут все строчки из этих произведений содержащие</w:t>
-      </w:r>
-      <w:r>
-        <w:t xml:space="preserve"> </w:t>
-      </w:r>
-      <w:r>
-        <w:t xml:space="preserve">“</w:t>
-      </w:r>
-      <w:r>
-        <w:t xml:space="preserve">love</w:t>
-      </w:r>
-      <w:r>
-        <w:t xml:space="preserve">”</w:t>
-      </w:r>
-    </w:p>
-    <w:p>
-      <w:pPr>
-        <w:pStyle w:val="CaptionedFigure"/>
-      </w:pPr>
-      <w:r>
-        <w:drawing>
-          <wp:inline>
-            <wp:extent cx="5334000" cy="4951683"/>
-            <wp:effectExtent b="0" l="0" r="0" t="0"/>
-            <wp:docPr descr="sc27" title="" id="100" name="Picture"/>
-            <a:graphic>
-              <a:graphicData uri="http://schemas.openxmlformats.org/drawingml/2006/picture">
-                <pic:pic>
-                  <pic:nvPicPr>
-                    <pic:cNvPr descr="image/27.png" id="101" name="Picture"/>
-                    <pic:cNvPicPr>
-                      <a:picLocks noChangeArrowheads="1" noChangeAspect="1"/>
-                    </pic:cNvPicPr>
-                  </pic:nvPicPr>
-                  <pic:blipFill>
-                    <a:blip r:embed="rId99"/>
-                    <a:stretch>
-                      <a:fillRect/>
-                    </a:stretch>
-                  </pic:blipFill>
-                  <pic:spPr bwMode="auto">
-                    <a:xfrm>
-                      <a:off x="0" y="0"/>
-                      <a:ext cx="5334000" cy="4951683"/>
-                    </a:xfrm>
-                    <a:prstGeom prst="rect">
-                      <a:avLst/>
-                    </a:prstGeom>
-                    <a:noFill/>
-                    <a:ln w="9525">
-                      <a:noFill/>
-                      <a:headEnd/>
-                      <a:tailEnd/>
-                    </a:ln>
-                  </pic:spPr>
-                </pic:pic>
-              </a:graphicData>
-            </a:graphic>
-          </wp:inline>
-        </w:drawing>
-      </w:r>
-    </w:p>
-    <w:p>
-      <w:pPr>
-        <w:pStyle w:val="ImageCaption"/>
-      </w:pPr>
-      <w:r>
-        <w:t xml:space="preserve">sc27</w:t>
-      </w:r>
-    </w:p>
-    <w:bookmarkEnd w:id="102"/>
-    <w:bookmarkStart w:id="103" w:name="выводы"/>
+    <w:bookmarkEnd w:id="93"/>
+    <w:bookmarkStart w:id="94" w:name="выводы"/>
     <w:p>
       <w:pPr>
         <w:pStyle w:val="Heading1"/>
@@ -2240,10 +2074,10 @@
         <w:pStyle w:val="FirstParagraph"/>
       </w:pPr>
       <w:r>
-        <w:t xml:space="preserve">Я прошел первую часть внешнего курса stepik</w:t>
-      </w:r>
-    </w:p>
-    <w:bookmarkEnd w:id="103"/>
+        <w:t xml:space="preserve">Я прошел вторую часть внешнего курса stepik</w:t>
+      </w:r>
+    </w:p>
+    <w:bookmarkEnd w:id="94"/>
     <w:sectPr/>
   </w:body>
 </w:document>
